--- a/chapters/data-handout.docx
+++ b/chapters/data-handout.docx
@@ -8121,7 +8121,13 @@
               <w:t xml:space="preserve"> </w:t>
             </w:r>
             <w:r>
-              <w:t xml:space="preserve">is a random variable whose possible values are some subset of the non-negative integers; that is, a random variable</w:t>
+              <w:t xml:space="preserve">is a random variable whose possible values are some subset of the non-negative integers;</w:t>
+            </w:r>
+            <w:r>
+              <w:t xml:space="preserve"> </w:t>
+            </w:r>
+            <w:r>
+              <w:t xml:space="preserve">specifically, a random variable</w:t>
             </w:r>
             <w:r>
               <w:t xml:space="preserve"> </w:t>

--- a/chapters/data-handout.docx
+++ b/chapters/data-handout.docx
@@ -1384,13 +1384,6 @@
       </w:r>
       <w:r>
         <w:t xml:space="preserve">and within each class there are important subtypes.</w:t>
-      </w:r>
-    </w:p>
-    <w:p>
-      <w:r>
-        <w:pict>
-          <v:rect style="width:0;height:1.5pt" o:hralign="center" o:hrstd="t" o:hr="t"/>
-        </w:pict>
       </w:r>
     </w:p>
     <w:tbl>
@@ -1421,7 +1414,7 @@
           </w:tcPr>
           <w:p>
             <w:pPr>
-              <w:pStyle w:val="FirstParagraph"/>
+              <w:pStyle w:val="BodyText"/>
             </w:pPr>
             <w:pPr>
               <w:spacing w:before="16" w:after="64"/>
@@ -1582,13 +1575,6 @@
         </w:tc>
       </w:tr>
     </w:tbl>
-    <w:p>
-      <w:r>
-        <w:pict>
-          <v:rect style="width:0;height:1.5pt" o:hralign="center" o:hrstd="t" o:hr="t"/>
-        </w:pict>
-      </w:r>
-    </w:p>
     <w:tbl>
       <w:tblPr>
         <w:tblStyle w:val="Table"/>
@@ -1617,7 +1603,7 @@
           </w:tcPr>
           <w:p>
             <w:pPr>
-              <w:pStyle w:val="FirstParagraph"/>
+              <w:pStyle w:val="BodyText"/>
             </w:pPr>
             <w:pPr>
               <w:spacing w:before="16" w:after="64"/>
@@ -1712,13 +1698,6 @@
         </w:tc>
       </w:tr>
     </w:tbl>
-    <w:p>
-      <w:r>
-        <w:pict>
-          <v:rect style="width:0;height:1.5pt" o:hralign="center" o:hrstd="t" o:hr="t"/>
-        </w:pict>
-      </w:r>
-    </w:p>
     <w:tbl>
       <w:tblPr>
         <w:tblStyle w:val="Table"/>
@@ -1747,7 +1726,7 @@
           </w:tcPr>
           <w:p>
             <w:pPr>
-              <w:pStyle w:val="FirstParagraph"/>
+              <w:pStyle w:val="BodyText"/>
             </w:pPr>
             <w:pPr>
               <w:spacing w:before="16" w:after="64"/>
@@ -1812,13 +1791,6 @@
         </w:tc>
       </w:tr>
     </w:tbl>
-    <w:p>
-      <w:r>
-        <w:pict>
-          <v:rect style="width:0;height:1.5pt" o:hralign="center" o:hrstd="t" o:hr="t"/>
-        </w:pict>
-      </w:r>
-    </w:p>
     <w:tbl>
       <w:tblPr>
         <w:tblStyle w:val="Table"/>
@@ -1847,7 +1819,7 @@
           </w:tcPr>
           <w:p>
             <w:pPr>
-              <w:pStyle w:val="FirstParagraph"/>
+              <w:pStyle w:val="BodyText"/>
             </w:pPr>
             <w:pPr>
               <w:spacing w:before="16" w:after="64"/>
@@ -1912,13 +1884,6 @@
         </w:tc>
       </w:tr>
     </w:tbl>
-    <w:p>
-      <w:r>
-        <w:pict>
-          <v:rect style="width:0;height:1.5pt" o:hralign="center" o:hrstd="t" o:hr="t"/>
-        </w:pict>
-      </w:r>
-    </w:p>
     <w:tbl>
       <w:tblPr>
         <w:tblStyle w:val="Table"/>
@@ -1947,7 +1912,7 @@
           </w:tcPr>
           <w:p>
             <w:pPr>
-              <w:pStyle w:val="FirstParagraph"/>
+              <w:pStyle w:val="BodyText"/>
             </w:pPr>
             <w:pPr>
               <w:spacing w:before="16" w:after="64"/>
@@ -2082,13 +2047,6 @@
         </w:tc>
       </w:tr>
     </w:tbl>
-    <w:p>
-      <w:r>
-        <w:pict>
-          <v:rect style="width:0;height:1.5pt" o:hralign="center" o:hrstd="t" o:hr="t"/>
-        </w:pict>
-      </w:r>
-    </w:p>
     <w:tbl>
       <w:tblPr>
         <w:tblStyle w:val="Table"/>
@@ -2117,7 +2075,7 @@
           </w:tcPr>
           <w:p>
             <w:pPr>
-              <w:pStyle w:val="FirstParagraph"/>
+              <w:pStyle w:val="BodyText"/>
             </w:pPr>
             <w:pPr>
               <w:spacing w:before="16" w:after="64"/>
@@ -2245,13 +2203,6 @@
         </w:tc>
       </w:tr>
     </w:tbl>
-    <w:p>
-      <w:r>
-        <w:pict>
-          <v:rect style="width:0;height:1.5pt" o:hralign="center" o:hrstd="t" o:hr="t"/>
-        </w:pict>
-      </w:r>
-    </w:p>
     <w:tbl>
       <w:tblPr>
         <w:tblStyle w:val="Table"/>
@@ -2280,7 +2231,7 @@
           </w:tcPr>
           <w:p>
             <w:pPr>
-              <w:pStyle w:val="FirstParagraph"/>
+              <w:pStyle w:val="BodyText"/>
             </w:pPr>
             <w:pPr>
               <w:spacing w:before="16" w:after="64"/>
@@ -2345,13 +2296,6 @@
         </w:tc>
       </w:tr>
     </w:tbl>
-    <w:p>
-      <w:r>
-        <w:pict>
-          <v:rect style="width:0;height:1.5pt" o:hralign="center" o:hrstd="t" o:hr="t"/>
-        </w:pict>
-      </w:r>
-    </w:p>
     <w:tbl>
       <w:tblPr>
         <w:tblStyle w:val="Table"/>
@@ -2380,7 +2324,7 @@
           </w:tcPr>
           <w:p>
             <w:pPr>
-              <w:pStyle w:val="FirstParagraph"/>
+              <w:pStyle w:val="BodyText"/>
             </w:pPr>
             <w:pPr>
               <w:spacing w:before="16" w:after="64"/>
@@ -2445,13 +2389,6 @@
         </w:tc>
       </w:tr>
     </w:tbl>
-    <w:p>
-      <w:r>
-        <w:pict>
-          <v:rect style="width:0;height:1.5pt" o:hralign="center" o:hrstd="t" o:hr="t"/>
-        </w:pict>
-      </w:r>
-    </w:p>
     <w:tbl>
       <w:tblPr>
         <w:tblStyle w:val="Table"/>
@@ -2480,7 +2417,7 @@
           </w:tcPr>
           <w:p>
             <w:pPr>
-              <w:pStyle w:val="FirstParagraph"/>
+              <w:pStyle w:val="BodyText"/>
             </w:pPr>
             <w:pPr>
               <w:spacing w:before="16" w:after="64"/>
